--- a/Dokumentation_StreamingPlattform.docx
+++ b/Dokumentation_StreamingPlattform.docx
@@ -361,9 +361,7 @@
         <w:tblW w:type="dxa" w:w="9360"/>
         <w:tblBorders>
           <w:top w:val="single" w:color="auto" w:sz="4"/>
-          <w:left w:val="single" w:color="auto" w:sz="4"/>
           <w:bottom w:val="single" w:color="auto" w:sz="4"/>
-          <w:right w:val="single" w:color="auto" w:sz="4"/>
           <w:insideH w:val="single" w:color="auto" w:sz="4"/>
           <w:insideV w:val="single" w:color="auto" w:sz="4"/>
         </w:tblBorders>
@@ -821,9 +819,7 @@
         <w:tblW w:type="dxa" w:w="9360"/>
         <w:tblBorders>
           <w:top w:val="single" w:color="auto" w:sz="4"/>
-          <w:left w:val="single" w:color="auto" w:sz="4"/>
           <w:bottom w:val="single" w:color="auto" w:sz="4"/>
-          <w:right w:val="single" w:color="auto" w:sz="4"/>
           <w:insideH w:val="single" w:color="auto" w:sz="4"/>
           <w:insideV w:val="single" w:color="auto" w:sz="4"/>
         </w:tblBorders>
@@ -1722,9 +1718,7 @@
         <w:tblW w:type="dxa" w:w="9360"/>
         <w:tblBorders>
           <w:top w:val="single" w:color="auto" w:sz="4"/>
-          <w:left w:val="single" w:color="auto" w:sz="4"/>
           <w:bottom w:val="single" w:color="auto" w:sz="4"/>
-          <w:right w:val="single" w:color="auto" w:sz="4"/>
           <w:insideH w:val="single" w:color="auto" w:sz="4"/>
           <w:insideV w:val="single" w:color="auto" w:sz="4"/>
         </w:tblBorders>
@@ -2927,9 +2921,7 @@
         <w:tblW w:type="dxa" w:w="9360"/>
         <w:tblBorders>
           <w:top w:val="single" w:color="auto" w:sz="4"/>
-          <w:left w:val="single" w:color="auto" w:sz="4"/>
           <w:bottom w:val="single" w:color="auto" w:sz="4"/>
-          <w:right w:val="single" w:color="auto" w:sz="4"/>
           <w:insideH w:val="single" w:color="auto" w:sz="4"/>
           <w:insideV w:val="single" w:color="auto" w:sz="4"/>
         </w:tblBorders>
@@ -3990,9 +3982,7 @@
         <w:tblW w:type="dxa" w:w="9360"/>
         <w:tblBorders>
           <w:top w:val="single" w:color="auto" w:sz="4"/>
-          <w:left w:val="single" w:color="auto" w:sz="4"/>
           <w:bottom w:val="single" w:color="auto" w:sz="4"/>
-          <w:right w:val="single" w:color="auto" w:sz="4"/>
           <w:insideH w:val="single" w:color="auto" w:sz="4"/>
           <w:insideV w:val="single" w:color="auto" w:sz="4"/>
         </w:tblBorders>
@@ -4911,9 +4901,7 @@
         <w:tblW w:type="dxa" w:w="9360"/>
         <w:tblBorders>
           <w:top w:val="single" w:color="auto" w:sz="4"/>
-          <w:left w:val="single" w:color="auto" w:sz="4"/>
           <w:bottom w:val="single" w:color="auto" w:sz="4"/>
-          <w:right w:val="single" w:color="auto" w:sz="4"/>
           <w:insideH w:val="single" w:color="auto" w:sz="4"/>
           <w:insideV w:val="single" w:color="auto" w:sz="4"/>
         </w:tblBorders>
@@ -5974,9 +5962,7 @@
         <w:tblW w:type="dxa" w:w="9360"/>
         <w:tblBorders>
           <w:top w:val="single" w:color="auto" w:sz="4"/>
-          <w:left w:val="single" w:color="auto" w:sz="4"/>
           <w:bottom w:val="single" w:color="auto" w:sz="4"/>
-          <w:right w:val="single" w:color="auto" w:sz="4"/>
           <w:insideH w:val="single" w:color="auto" w:sz="4"/>
           <w:insideV w:val="single" w:color="auto" w:sz="4"/>
         </w:tblBorders>
@@ -6469,9 +6455,7 @@
         <w:tblW w:type="dxa" w:w="9360"/>
         <w:tblBorders>
           <w:top w:val="single" w:color="auto" w:sz="4"/>
-          <w:left w:val="single" w:color="auto" w:sz="4"/>
           <w:bottom w:val="single" w:color="auto" w:sz="4"/>
-          <w:right w:val="single" w:color="auto" w:sz="4"/>
           <w:insideH w:val="single" w:color="auto" w:sz="4"/>
           <w:insideV w:val="single" w:color="auto" w:sz="4"/>
         </w:tblBorders>
@@ -7248,9 +7232,7 @@
         <w:tblW w:type="dxa" w:w="9360"/>
         <w:tblBorders>
           <w:top w:val="single" w:color="auto" w:sz="4"/>
-          <w:left w:val="single" w:color="auto" w:sz="4"/>
           <w:bottom w:val="single" w:color="auto" w:sz="4"/>
-          <w:right w:val="single" w:color="auto" w:sz="4"/>
           <w:insideH w:val="single" w:color="auto" w:sz="4"/>
           <w:insideV w:val="single" w:color="auto" w:sz="4"/>
         </w:tblBorders>
@@ -8027,9 +8009,7 @@
         <w:tblW w:type="dxa" w:w="9360"/>
         <w:tblBorders>
           <w:top w:val="single" w:color="auto" w:sz="4"/>
-          <w:left w:val="single" w:color="auto" w:sz="4"/>
           <w:bottom w:val="single" w:color="auto" w:sz="4"/>
-          <w:right w:val="single" w:color="auto" w:sz="4"/>
           <w:insideH w:val="single" w:color="auto" w:sz="4"/>
           <w:insideV w:val="single" w:color="auto" w:sz="4"/>
         </w:tblBorders>
@@ -9090,9 +9070,7 @@
         <w:tblW w:type="dxa" w:w="9360"/>
         <w:tblBorders>
           <w:top w:val="single" w:color="auto" w:sz="4"/>
-          <w:left w:val="single" w:color="auto" w:sz="4"/>
           <w:bottom w:val="single" w:color="auto" w:sz="4"/>
-          <w:right w:val="single" w:color="auto" w:sz="4"/>
           <w:insideH w:val="single" w:color="auto" w:sz="4"/>
           <w:insideV w:val="single" w:color="auto" w:sz="4"/>
         </w:tblBorders>
@@ -10163,9 +10141,7 @@
         <w:tblW w:type="dxa" w:w="9360"/>
         <w:tblBorders>
           <w:top w:val="single" w:color="auto" w:sz="4"/>
-          <w:left w:val="single" w:color="auto" w:sz="4"/>
           <w:bottom w:val="single" w:color="auto" w:sz="4"/>
-          <w:right w:val="single" w:color="auto" w:sz="4"/>
           <w:insideH w:val="single" w:color="auto" w:sz="4"/>
           <w:insideV w:val="single" w:color="auto" w:sz="4"/>
         </w:tblBorders>
@@ -11487,9 +11463,7 @@
         <w:tblW w:type="dxa" w:w="9360"/>
         <w:tblBorders>
           <w:top w:val="single" w:color="auto" w:sz="4"/>
-          <w:left w:val="single" w:color="auto" w:sz="4"/>
           <w:bottom w:val="single" w:color="auto" w:sz="4"/>
-          <w:right w:val="single" w:color="auto" w:sz="4"/>
           <w:insideH w:val="single" w:color="auto" w:sz="4"/>
           <w:insideV w:val="single" w:color="auto" w:sz="4"/>
         </w:tblBorders>
@@ -12848,9 +12822,7 @@
         <w:tblW w:type="dxa" w:w="9360"/>
         <w:tblBorders>
           <w:top w:val="single" w:color="auto" w:sz="4"/>
-          <w:left w:val="single" w:color="auto" w:sz="4"/>
           <w:bottom w:val="single" w:color="auto" w:sz="4"/>
-          <w:right w:val="single" w:color="auto" w:sz="4"/>
           <w:insideH w:val="single" w:color="auto" w:sz="4"/>
           <w:insideV w:val="single" w:color="auto" w:sz="4"/>
         </w:tblBorders>
@@ -13729,7 +13701,33 @@
       </w:rPr>
       <w:t xml:space="preserve">Seite </w:t>
     </w:r>
-    <w:pgNum/>
+    <w:r>
+      <w:rPr>
+        <w:rFonts w:ascii="Arial" w:cs="Arial" w:eastAsia="Arial" w:hAnsi="Arial"/>
+        <w:color w:val="666666"/>
+        <w:sz w:val="18"/>
+        <w:szCs w:val="18"/>
+      </w:rPr>
+      <w:fldChar w:fldCharType="begin"/>
+    </w:r>
+    <w:r>
+      <w:rPr>
+        <w:rFonts w:ascii="Arial" w:cs="Arial" w:eastAsia="Arial" w:hAnsi="Arial"/>
+        <w:color w:val="666666"/>
+        <w:sz w:val="18"/>
+        <w:szCs w:val="18"/>
+      </w:rPr>
+      <w:instrText xml:space="preserve"> PAGE </w:instrText>
+    </w:r>
+    <w:r>
+      <w:rPr>
+        <w:rFonts w:ascii="Arial" w:cs="Arial" w:eastAsia="Arial" w:hAnsi="Arial"/>
+        <w:color w:val="666666"/>
+        <w:sz w:val="18"/>
+        <w:szCs w:val="18"/>
+      </w:rPr>
+      <w:fldChar w:fldCharType="end"/>
+    </w:r>
   </w:p>
 </w:ftr>
 </file>
